--- a/内网穿透/内网穿透.docx
+++ b/内网穿透/内网穿透.docx
@@ -521,8 +521,6 @@
           </wp:inline>
         </w:drawing>
       </w:r>
-      <w:bookmarkStart w:id="0" w:name="_GoBack"/>
-      <w:bookmarkEnd w:id="0"/>
     </w:p>
     <w:p>
       <w:pPr>
@@ -1065,6 +1063,8 @@
         </w:rPr>
         <w:t>快速入门</w:t>
       </w:r>
+      <w:bookmarkStart w:id="0" w:name="_GoBack"/>
+      <w:bookmarkEnd w:id="0"/>
     </w:p>
     <w:p>
       <w:pPr>
